--- a/Kim_Julongbayan_Resume_AI.docx
+++ b/Kim_Julongbayan_Resume_AI.docx
@@ -98,22 +98,7 @@
         <w:pStyle w:val="NoSpacing"/>
       </w:pPr>
       <w:r>
-        <w:t xml:space="preserve">Developer </w:t>
-      </w:r>
-      <w:r>
-        <w:t xml:space="preserve">with 5+ years </w:t>
-      </w:r>
-      <w:r>
-        <w:t xml:space="preserve">of on-and-off experience </w:t>
-      </w:r>
-      <w:r>
-        <w:t xml:space="preserve">building </w:t>
-      </w:r>
-      <w:r>
-        <w:t xml:space="preserve">independent projects - </w:t>
-      </w:r>
-      <w:r>
-        <w:t>scalable web systems and 3+ years specializing in LLM integration, prompt engineering, AI automation workflows, and algorithmic game AI systems.</w:t>
+        <w:t>Developer with 5+ years building independent projects and one production client system, and 3+ years specializing in LLM integration, prompt engineering, AI automation workflows, and algorithmic game AI.</w:t>
       </w:r>
     </w:p>
     <w:p>
@@ -172,7 +157,7 @@
     </w:p>
     <w:p>
       <w:pPr>
-        <w:spacing w:after="120" w:line="240" w:lineRule="auto"/>
+        <w:spacing w:after="40" w:line="240" w:lineRule="auto"/>
       </w:pPr>
       <w:r>
         <w:rPr>
@@ -184,7 +169,54 @@
     </w:p>
     <w:p>
       <w:pPr>
+        <w:spacing w:after="40" w:line="240" w:lineRule="auto"/>
+      </w:pPr>
+      <w:r>
+        <w:rPr>
+          <w:b/>
+        </w:rPr>
+        <w:t>MDS Pro Solutions - Production Ops Platform with LLM Database Access</w:t>
+      </w:r>
+    </w:p>
+    <w:p>
+      <w:pPr>
+        <w:pStyle w:val="ListBullet"/>
         <w:spacing w:after="120" w:line="240" w:lineRule="auto"/>
+      </w:pPr>
+      <w:r>
+        <w:t>Shipped natural-language database querying on the Claude API: the model writes SQL, a dedicated read-only Postgres role executes it under a row cap, and the model summarises the real result set.</w:t>
+      </w:r>
+    </w:p>
+    <w:p>
+      <w:pPr>
+        <w:pStyle w:val="ListBullet"/>
+        <w:spacing w:after="120" w:line="240" w:lineRule="auto"/>
+      </w:pPr>
+      <w:r>
+        <w:t>Instrumented per-question token accounting with per-model pricing, so the cost of every AI answer is recorded alongside it.</w:t>
+      </w:r>
+    </w:p>
+    <w:p>
+      <w:pPr>
+        <w:pStyle w:val="ListBullet"/>
+        <w:spacing w:after="120" w:line="240" w:lineRule="auto"/>
+      </w:pPr>
+      <w:r>
+        <w:t>Automated client billing reporting: a scheduled Google Sheets API sync that fills only blank cells and reports mismatches, plus ExcelJS generation of timesheet, payroll and invoice workbooks.</w:t>
+      </w:r>
+    </w:p>
+    <w:p>
+      <w:pPr>
+        <w:pStyle w:val="ListBullet"/>
+        <w:spacing w:after="120" w:line="240" w:lineRule="auto"/>
+      </w:pPr>
+      <w:r>
+        <w:t>Sole engineer on the production system - Fastify/TypeScript API, Postgres with row-level security, Chrome MV3 extension, Linux VPS with nightly encrypted off-site backups.</w:t>
+      </w:r>
+    </w:p>
+    <w:p>
+      <w:pPr>
+        <w:spacing w:after="40" w:line="240" w:lineRule="auto"/>
       </w:pPr>
       <w:r>
         <w:rPr>
@@ -213,59 +245,13 @@
     </w:p>
     <w:p>
       <w:pPr>
-        <w:pStyle w:val="ListBullet"/>
-        <w:spacing w:after="120" w:line="240" w:lineRule="auto"/>
+        <w:spacing w:after="40" w:line="240" w:lineRule="auto"/>
       </w:pPr>
-      <w:r>
-        <w:t>Designed automation pipeline: scrape → parse → match → generate → review.</w:t>
-      </w:r>
-    </w:p>
-    <w:p>
-      <w:pPr>
-        <w:pStyle w:val="ListBullet"/>
-        <w:numPr>
-          <w:ilvl w:val="0"/>
-          <w:numId w:val="0"/>
-        </w:numPr>
-        <w:spacing w:after="120" w:line="240" w:lineRule="auto"/>
-      </w:pPr>
-    </w:p>
-    <w:p>
-      <w:pPr>
-        <w:pStyle w:val="ListBullet"/>
-        <w:numPr>
-          <w:ilvl w:val="0"/>
-          <w:numId w:val="0"/>
-        </w:numPr>
-        <w:spacing w:after="120" w:line="240" w:lineRule="auto"/>
-        <w:rPr>
-          <w:b/>
-          <w:bCs/>
-        </w:rPr>
-      </w:pPr>
-      <w:hyperlink r:id="rId9" w:history="1">
-        <w:r>
-          <w:rPr>
-            <w:rStyle w:val="Hyperlink"/>
-            <w:b/>
-            <w:bCs/>
-          </w:rPr>
-          <w:t>RecodeAI</w:t>
-        </w:r>
-      </w:hyperlink>
       <w:r>
         <w:rPr>
           <w:b/>
-          <w:bCs/>
         </w:rPr>
-        <w:t xml:space="preserve"> - </w:t>
-      </w:r>
-      <w:r>
-        <w:rPr>
-          <w:b/>
-          <w:bCs/>
-        </w:rPr>
-        <w:t>AI-Powered Website Redesigner</w:t>
+        <w:t>RecodeAI - AI-Powered Website Redesigner</w:t>
       </w:r>
     </w:p>
     <w:p>
@@ -309,34 +295,7 @@
     </w:p>
     <w:p>
       <w:pPr>
-        <w:pStyle w:val="ListBullet"/>
-        <w:spacing w:after="120" w:line="240" w:lineRule="auto"/>
-      </w:pPr>
-      <w:r>
-        <w:t>Orchestrated chained Claude inference calls with JSON parsing and multi-file code generation</w:t>
-      </w:r>
-      <w:r>
-        <w:t>.</w:t>
-      </w:r>
-    </w:p>
-    <w:p>
-      <w:pPr>
-        <w:pStyle w:val="ListBullet"/>
-        <w:numPr>
-          <w:ilvl w:val="0"/>
-          <w:numId w:val="0"/>
-        </w:numPr>
-        <w:spacing w:after="120" w:line="240" w:lineRule="auto"/>
-      </w:pPr>
-    </w:p>
-    <w:p>
-      <w:pPr>
-        <w:pStyle w:val="ListBullet"/>
-        <w:numPr>
-          <w:ilvl w:val="0"/>
-          <w:numId w:val="0"/>
-        </w:numPr>
-        <w:ind w:left="360" w:hanging="360"/>
+        <w:spacing w:after="40" w:line="240" w:lineRule="auto"/>
       </w:pPr>
       <w:r>
         <w:rPr>
@@ -353,113 +312,18 @@
         <w:rPr>
           <w:rFonts w:hint="eastAsia"/>
         </w:rPr>
-        <w:t xml:space="preserve">Built end-to-end n8n pipeline: Gmail job alert extraction </w:t>
-      </w:r>
-      <w:r>
-        <w:rPr>
-          <w:rFonts w:hint="eastAsia"/>
-        </w:rPr>
-        <w:t>→</w:t>
-      </w:r>
-      <w:r>
-        <w:rPr>
-          <w:rFonts w:hint="eastAsia"/>
-        </w:rPr>
-        <w:t xml:space="preserve"> GPT-4o resume scoring </w:t>
-      </w:r>
-      <w:r>
-        <w:rPr>
-          <w:rFonts w:hint="eastAsia"/>
-        </w:rPr>
-        <w:t>→</w:t>
-      </w:r>
-      <w:r>
-        <w:rPr>
-          <w:rFonts w:hint="eastAsia"/>
-        </w:rPr>
-        <w:t xml:space="preserve"> Google Sheets logging </w:t>
-      </w:r>
-      <w:r>
-        <w:rPr>
-          <w:rFonts w:hint="eastAsia"/>
-        </w:rPr>
-        <w:t>→</w:t>
-      </w:r>
-      <w:r>
-        <w:rPr>
-          <w:rFonts w:hint="eastAsia"/>
-        </w:rPr>
-        <w:t xml:space="preserve"> Telegram</w:t>
-      </w:r>
-      <w:r>
-        <w:t xml:space="preserve"> notifications.</w:t>
+        <w:t>Built end-to-end n8n pipeline: Gmail job alert extraction → GPT-4o resume scoring with a hybrid AI + code salary algorithm → Google Sheets logging → Telegram notifications.</w:t>
       </w:r>
     </w:p>
     <w:p>
       <w:pPr>
-        <w:pStyle w:val="ListBullet"/>
-        <w:spacing w:after="120" w:line="240" w:lineRule="auto"/>
+        <w:spacing w:after="40" w:line="240" w:lineRule="auto"/>
       </w:pPr>
-      <w:r>
-        <w:t>Designed hybrid AI + code scoring engine with GPT-4o skills analysis and proportional salary scoring algorithm.</w:t>
-      </w:r>
-    </w:p>
-    <w:p>
-      <w:pPr>
-        <w:pStyle w:val="ListBullet"/>
-        <w:numPr>
-          <w:ilvl w:val="0"/>
-          <w:numId w:val="0"/>
-        </w:numPr>
-        <w:spacing w:after="120" w:line="240" w:lineRule="auto"/>
-        <w:ind w:left="360"/>
-      </w:pPr>
-    </w:p>
-    <w:p>
-      <w:pPr>
-        <w:pStyle w:val="ListBullet"/>
-        <w:numPr>
-          <w:ilvl w:val="0"/>
-          <w:numId w:val="0"/>
-        </w:numPr>
-        <w:spacing w:after="120" w:line="240" w:lineRule="auto"/>
-        <w:ind w:left="360" w:hanging="360"/>
-        <w:rPr>
-          <w:b/>
-        </w:rPr>
-      </w:pPr>
-      <w:hyperlink r:id="rId10" w:history="1">
-        <w:r>
-          <w:rPr>
-            <w:rStyle w:val="Hyperlink"/>
-            <w:b/>
-          </w:rPr>
-          <w:t>WordWarz.io</w:t>
-        </w:r>
-      </w:hyperlink>
       <w:r>
         <w:rPr>
           <w:b/>
         </w:rPr>
-        <w:t xml:space="preserve"> </w:t>
-      </w:r>
-      <w:r>
-        <w:rPr>
-          <w:b/>
-        </w:rPr>
-        <w:t>-</w:t>
-      </w:r>
-      <w:r>
-        <w:rPr>
-          <w:b/>
-        </w:rPr>
-        <w:t xml:space="preserve"> Multiplayer Game AI </w:t>
-      </w:r>
-      <w:r>
-        <w:rPr>
-          <w:b/>
-        </w:rPr>
-        <w:t>&amp; Entropy-Based Decision Engine</w:t>
+        <w:t>WordWarz.io - Multiplayer Game AI &amp; Entropy-Based Decision Engine</w:t>
       </w:r>
     </w:p>
     <w:p>
@@ -491,66 +355,7 @@
     </w:p>
     <w:p>
       <w:pPr>
-        <w:pStyle w:val="ListBullet"/>
-        <w:spacing w:after="120" w:line="240" w:lineRule="auto"/>
-      </w:pPr>
-      <w:r>
-        <w:t>Implemented adaptive difficulty scaling and realistic typing simulation.</w:t>
-      </w:r>
-    </w:p>
-    <w:p>
-      <w:pPr>
-        <w:spacing w:after="120" w:line="240" w:lineRule="auto"/>
-      </w:pPr>
-      <w:hyperlink r:id="rId11" w:history="1">
-        <w:r>
-          <w:rPr>
-            <w:rStyle w:val="Hyperlink"/>
-            <w:b/>
-          </w:rPr>
-          <w:t>kikoysbike.app</w:t>
-        </w:r>
-      </w:hyperlink>
-      <w:r>
-        <w:rPr>
-          <w:b/>
-        </w:rPr>
-        <w:t xml:space="preserve"> </w:t>
-      </w:r>
-      <w:r>
-        <w:rPr>
-          <w:b/>
-        </w:rPr>
-        <w:t>-</w:t>
-      </w:r>
-      <w:r>
-        <w:rPr>
-          <w:b/>
-        </w:rPr>
-        <w:t xml:space="preserve"> AI-Powered Recommendation System</w:t>
-      </w:r>
-    </w:p>
-    <w:p>
-      <w:pPr>
-        <w:pStyle w:val="ListBullet"/>
-        <w:spacing w:after="120" w:line="240" w:lineRule="auto"/>
-      </w:pPr>
-      <w:r>
-        <w:t>Integrated OpenAI API for conversational product recommendations.</w:t>
-      </w:r>
-    </w:p>
-    <w:p>
-      <w:pPr>
-        <w:pStyle w:val="ListBullet"/>
-        <w:spacing w:after="120" w:line="240" w:lineRule="auto"/>
-      </w:pPr>
-      <w:r>
-        <w:t>Designed structured prompt logic mapping user constraints to dynamic configurations.</w:t>
-      </w:r>
-    </w:p>
-    <w:p>
-      <w:pPr>
-        <w:spacing w:after="120" w:line="240" w:lineRule="auto"/>
+        <w:spacing w:after="40" w:line="240" w:lineRule="auto"/>
       </w:pPr>
       <w:r>
         <w:rPr>
@@ -562,7 +367,7 @@
     </w:p>
     <w:p>
       <w:pPr>
-        <w:spacing w:after="120" w:line="240" w:lineRule="auto"/>
+        <w:spacing w:after="40" w:line="240" w:lineRule="auto"/>
       </w:pPr>
       <w:r>
         <w:rPr>
@@ -594,25 +399,6 @@
     </w:p>
     <w:p>
       <w:pPr>
-        <w:pStyle w:val="ListBullet"/>
-        <w:spacing w:after="120" w:line="240" w:lineRule="auto"/>
-      </w:pPr>
-      <w:r>
-        <w:lastRenderedPageBreak/>
-        <w:t>Deployed Dockerized applications to Linux VPS and cloud environments.</w:t>
-      </w:r>
-    </w:p>
-    <w:p>
-      <w:pPr>
-        <w:pStyle w:val="ListBullet"/>
-        <w:spacing w:after="120" w:line="240" w:lineRule="auto"/>
-      </w:pPr>
-      <w:r>
-        <w:t>Applied QA mindset to AI output validation and edge-case testing.</w:t>
-      </w:r>
-    </w:p>
-    <w:p>
-      <w:pPr>
         <w:spacing w:line="240" w:lineRule="auto"/>
       </w:pPr>
       <w:r>
@@ -639,7 +425,7 @@
     </w:p>
     <w:sectPr>
       <w:pgSz w:w="12240" w:h="15840"/>
-      <w:pgMar w:top="1080" w:right="1224" w:bottom="1080" w:left="1224" w:header="720" w:footer="720" w:gutter="0"/>
+      <w:pgMar w:top="864" w:right="1224" w:bottom="720" w:left="1224" w:header="720" w:footer="720" w:gutter="0"/>
       <w:cols w:space="720"/>
       <w:docGrid w:linePitch="360"/>
     </w:sectPr>

--- a/Kim_Julongbayan_Resume_AI.docx
+++ b/Kim_Julongbayan_Resume_AI.docx
@@ -98,7 +98,7 @@
         <w:pStyle w:val="NoSpacing"/>
       </w:pPr>
       <w:r>
-        <w:t>Developer with 5+ years building independent projects and one production client system, and 3+ years specializing in LLM integration, prompt engineering, AI automation workflows, and algorithmic game AI.</w:t>
+        <w:t>Developer with 5+ years building independent projects and one production system in daily use, and 3+ years specializing in LLM integration, prompt engineering, AI automation workflows, and algorithmic game AI.</w:t>
       </w:r>
     </w:p>
     <w:p>

--- a/Kim_Julongbayan_Resume_AI.docx
+++ b/Kim_Julongbayan_Resume_AI.docx
@@ -171,11 +171,20 @@
       <w:pPr>
         <w:spacing w:after="40" w:line="240" w:lineRule="auto"/>
       </w:pPr>
+      <w:hyperlink r:id="rId14" w:history="1">
+        <w:r>
+          <w:rPr>
+            <w:rStyle w:val="Hyperlink"/>
+            <w:b/>
+          </w:rPr>
+          <w:t xml:space="preserve">MDS Pro Solutions</w:t>
+        </w:r>
+      </w:hyperlink>
       <w:r>
         <w:rPr>
           <w:b/>
         </w:rPr>
-        <w:t>MDS Pro Solutions - Production Ops Platform with LLM Database Access</w:t>
+        <w:t xml:space="preserve"> - Production Ops Platform with LLM Database Access</w:t>
       </w:r>
     </w:p>
     <w:p>
@@ -247,11 +256,20 @@
       <w:pPr>
         <w:spacing w:after="40" w:line="240" w:lineRule="auto"/>
       </w:pPr>
+      <w:hyperlink r:id="rId9" w:history="1">
+        <w:r>
+          <w:rPr>
+            <w:rStyle w:val="Hyperlink"/>
+            <w:b/>
+          </w:rPr>
+          <w:t xml:space="preserve">RecodeAI</w:t>
+        </w:r>
+      </w:hyperlink>
       <w:r>
         <w:rPr>
           <w:b/>
         </w:rPr>
-        <w:t>RecodeAI - AI-Powered Website Redesigner</w:t>
+        <w:t xml:space="preserve"> - AI-Powered Website Redesigner</w:t>
       </w:r>
     </w:p>
     <w:p>
@@ -319,11 +337,20 @@
       <w:pPr>
         <w:spacing w:after="40" w:line="240" w:lineRule="auto"/>
       </w:pPr>
+      <w:hyperlink r:id="rId10" w:history="1">
+        <w:r>
+          <w:rPr>
+            <w:rStyle w:val="Hyperlink"/>
+            <w:b/>
+          </w:rPr>
+          <w:t xml:space="preserve">WordWarz.io</w:t>
+        </w:r>
+      </w:hyperlink>
       <w:r>
         <w:rPr>
           <w:b/>
         </w:rPr>
-        <w:t>WordWarz.io - Multiplayer Game AI &amp; Entropy-Based Decision Engine</w:t>
+        <w:t xml:space="preserve"> - Multiplayer Game AI &amp; Entropy-Based Decision Engine</w:t>
       </w:r>
     </w:p>
     <w:p>
@@ -420,7 +447,7 @@
         <w:t>-</w:t>
       </w:r>
       <w:r>
-        <w:t xml:space="preserve"> AMA Computer College Makati, 2025</w:t>
+        <w:t xml:space="preserve"> AMA Computer College Makati (3 of 4 years completed)</w:t>
       </w:r>
     </w:p>
     <w:sectPr>
